--- a/training_types.docx
+++ b/training_types.docx
@@ -1218,24 +1218,24 @@
                 <w:b w:val="false"/>
                 <w:bCs w:val="false"/>
               </w:rPr>
-              <w:t xml:space="preserve">ספרינט לעמדה — מהירות, תגובה, תפקוד תחת לחץ</w:t>
-            </w:r>
-          </w:p>
-        </w:tc>
-        <w:tc>
-          <w:tcPr>
-            <w:tcW w:type="auto" w:w="0"/>
-          </w:tcPr>
-          <w:p>
-            <w:pPr>
-              <w:bidi/>
-            </w:pPr>
-            <w:r>
-              <w:rPr>
-                <w:b w:val="false"/>
-                <w:bCs w:val="false"/>
-              </w:rPr>
-              <w:t xml:space="preserve">ספרינטים סדרי הגעה מדמים תנועה מהירה בין עמדות כיסוי. כל ספרינט מסתיים בנחיתה לעמדה ובביצוע פעולה. האימון מפתח מהירות, יכולת שינוי כיוון, שחזור מהיר לאחר מאמץ ותפקוד גוף-ראש תחת עצימות גבוהה.</w:t>
+              <w:t xml:space="preserve">מי שמגיע ראשון — מרוויח משקל. מי שמגיע אחרון — רץ קל.</w:t>
+            </w:r>
+          </w:p>
+        </w:tc>
+        <w:tc>
+          <w:tcPr>
+            <w:tcW w:type="auto" w:w="0"/>
+          </w:tcPr>
+          <w:p>
+            <w:pPr>
+              <w:bidi/>
+            </w:pPr>
+            <w:r>
+              <w:rPr>
+                <w:b w:val="false"/>
+                <w:bCs w:val="false"/>
+              </w:rPr>
+              <w:t xml:space="preserve">האימון מתבצע בסדרה של ספרינטים קצרים שבהם החניכים רצים זה מול זה ומדורגים לפי סדר ההגעה. מי שמגיעים ראשונים בכל ספרינט מקבלים לסיבוב הבא נשיאת ציוד — אלונקה, ג׳ריקן או שק. בסיבוב הנשיאה: אלו שהגיעו ראשונים נושאים את הציוד ומקיפים את נקודת העקיפה, בעוד האחרים מקיפים ללא ציוד. לאחר מכן כל הקבוצה יוצאת לספרינט הבא מההתחלה. ככל שאתה מהיר יותר — כך אתה עובד קשה יותר.</w:t>
             </w:r>
           </w:p>
         </w:tc>
